--- a/vertrag/06_AnlageD_Abnahmeprotokoll.docx
+++ b/vertrag/06_AnlageD_Abnahmeprotokoll.docx
@@ -62,7 +62,7 @@
           <w:sz w:val="18"/>
           <w:szCs w:val="18"/>
         </w:rPr>
-        <w:t xml:space="preserve">Stand: September 2026</w:t>
+        <w:t xml:space="preserve">Stand: Oktober 2026</w:t>
       </w:r>
     </w:p>
     <w:p>
@@ -635,7 +635,7 @@
           <w:sz w:val="21"/>
           <w:szCs w:val="21"/>
         </w:rPr>
-        <w:t xml:space="preserve">Die Projektleistungen unterliegen dem Werkvertragsrecht (§§ 631 ff. BGB). Laufende Betriebsleistungen (Betrieb, Wartung, Hosting und Support der Agenten) sind nicht Gegenstand dieser Abnahme; sie richten sich nach den dienstvertraglichen Regelungen des Rahmenvertrages und der Anlage C (SLA).</w:t>
+        <w:t xml:space="preserve">Die Projektleistungen unterliegen dem Werkvertragsrecht (§§ 631 ff. BGB). Laufende Betriebsleistungen (Betrieb, Wartung, Hosting und Support der Agenten und der von NexAI betriebenen Anwendungen) sind nicht Gegenstand dieser Abnahme; sie richten sich nach § 3 Abs. (2) des Rahmenvertrages und der Anlage C (SLA).</w:t>
       </w:r>
     </w:p>
     <w:p>
@@ -824,7 +824,7 @@
           <w:sz w:val="21"/>
           <w:szCs w:val="21"/>
         </w:rPr>
-        <w:t xml:space="preserve">NexAI CRM (Einrichtung und Inbetriebnahme)</w:t>
+        <w:t xml:space="preserve">NexAI CRM (Installation und Inbetriebnahme; bei Kauflizenz auf der Infrastruktur des Kunden)</w:t>
       </w:r>
     </w:p>
     <w:p>
@@ -852,6 +852,33 @@
           <w:szCs w:val="21"/>
         </w:rPr>
         <w:t xml:space="preserve">NexAI Kalender (Einrichtung und Inbetriebnahme)</w:t>
+      </w:r>
+    </w:p>
+    <w:p>
+      <w:pPr>
+        <w:spacing w:after="60"/>
+        <w:ind w:left="200"/>
+      </w:pPr>
+      <w:r>
+        <w:rPr>
+          <w:rFonts w:ascii="Arial" w:cs="Arial" w:eastAsia="Arial" w:hAnsi="Arial"/>
+          <w:sz w:val="24"/>
+          <w:szCs w:val="24"/>
+        </w:rPr>
+        <w:t xml:space="preserve">☐  </w:t>
+      </w:r>
+      <w:r>
+        <w:rPr>
+          <w:rFonts w:ascii="Arial" w:cs="Arial" w:eastAsia="Arial" w:hAnsi="Arial"/>
+          <w:b w:val="false"/>
+          <w:bCs w:val="false"/>
+          <w:i w:val="false"/>
+          <w:iCs w:val="false"/>
+          <w:color w:val="1A1A1A"/>
+          <w:sz w:val="21"/>
+          <w:szCs w:val="21"/>
+        </w:rPr>
+        <w:t xml:space="preserve">NexAI Mailagent (Einrichtung: Postfach angebunden und Probeabruf erfolgreich, Hausregeln, Signatur und Faktenverzeichnis hinterlegt, Einweisung erfolgt)</w:t>
       </w:r>
     </w:p>
     <w:p>
@@ -1224,7 +1251,7 @@
           <w:sz w:val="21"/>
           <w:szCs w:val="21"/>
         </w:rPr>
-        <w:t xml:space="preserve">Zugangsdaten / Zugänge übergeben bzw. eingerichtet (soweit vereinbart; Accounts und Infrastruktur laufen im Übrigen als Betriebsmittel über NexAI, ohne Herausgabeanspruch des Kunden)</w:t>
+        <w:t xml:space="preserve">Zugangsdaten / Zugänge übergeben bzw. eingerichtet (soweit vereinbart; Accounts und Infrastruktur laufen im Übrigen als Betriebsmittel über NexAI, ohne Herausgabeanspruch des Kunden; bei der Kauflizenz gilt Anlage E)</w:t>
       </w:r>
     </w:p>
     <w:p>
@@ -1663,7 +1690,7 @@
           <w:sz w:val="21"/>
           <w:szCs w:val="21"/>
         </w:rPr>
-        <w:t xml:space="preserve">Etwaige vorbehaltene Mängel sind vorstehend konkret zu bezeichnen. Behält sich der Kunde die Geltendmachung eines bei der Abnahme bekannten Mangels nicht vor, so stehen ihm die Rechte aus §§ 634 Nr. 1 bis 3 BGB insoweit nur zu, wenn er sich diese bei der Abnahme vorbehält (§ 640 Abs. 3 BGB); die weiteren Gewährleistungsrechte bleiben hiervon unberührt.</w:t>
+        <w:t xml:space="preserve">Etwaige vorbehaltene Mängel sind vorstehend konkret zu bezeichnen. Nimmt der Kunde ab, obwohl er einen Mangel kennt, stehen ihm Nacherfüllung, Selbstvornahme, Rücktritt und Minderung (§ 634 Nr. 1 bis 3 BGB) wegen dieses Mangels nur zu, wenn er ihn vorstehend vorbehält (§ 640 Abs. 3 BGB); Schadensersatz bleibt unberührt.</w:t>
       </w:r>
     </w:p>
     <w:p>
@@ -1807,7 +1834,33 @@
           <w:sz w:val="21"/>
           <w:szCs w:val="21"/>
         </w:rPr>
-        <w:t xml:space="preserve"> Zeigt NexAI die Fertigstellung der Werkleistung an und setzt dem Kunden eine angemessene Frist zur Abnahme, so gilt die Werkleistung nach Ablauf dieser Frist als abgenommen, wenn der Kunde die Abnahme nicht innerhalb der Frist unter Angabe mindestens eines Mangels verweigert hat. Auf diese Rechtsfolge weist NexAI den Kunden in der Fertigstellungsanzeige gesondert hin.</w:t>
+        <w:t xml:space="preserve"> Zeigt NexAI die Fertigstellung der Werkleistung in Textform an und verweigert der Kunde die Abnahme nicht binnen einer </w:t>
+      </w:r>
+      <w:r>
+        <w:rPr>
+          <w:rFonts w:ascii="Arial" w:cs="Arial" w:eastAsia="Arial" w:hAnsi="Arial"/>
+          <w:b/>
+          <w:bCs/>
+          <w:i w:val="false"/>
+          <w:iCs w:val="false"/>
+          <w:color w:val="1A1A1A"/>
+          <w:sz w:val="21"/>
+          <w:szCs w:val="21"/>
+        </w:rPr>
+        <w:t xml:space="preserve">Frist von zehn (10) Werktagen</w:t>
+      </w:r>
+      <w:r>
+        <w:rPr>
+          <w:rFonts w:ascii="Arial" w:cs="Arial" w:eastAsia="Arial" w:hAnsi="Arial"/>
+          <w:b w:val="false"/>
+          <w:bCs w:val="false"/>
+          <w:i w:val="false"/>
+          <w:iCs w:val="false"/>
+          <w:color w:val="1A1A1A"/>
+          <w:sz w:val="21"/>
+          <w:szCs w:val="21"/>
+        </w:rPr>
+        <w:t xml:space="preserve"> unter Angabe mindestens eines Mangels, gilt die Werkleistung als abgenommen. Gleiches gilt, wenn der Kunde die Leistung nach der Fertigstellungsanzeige zehn (10) Werktage produktiv nutzt, ohne einen wesentlichen Mangel zu rügen (§ 3 Ziffer (1) Abs. (2) des Rahmenvertrages). Auf diese Rechtsfolgen weist NexAI den Kunden in der Fertigstellungsanzeige gesondert hin.</w:t>
       </w:r>
     </w:p>
     <w:p>
@@ -1836,20 +1889,20 @@
           <w:sz w:val="21"/>
           <w:szCs w:val="21"/>
         </w:rPr>
-        <w:t xml:space="preserve">Beginn der Gewährleistungsfrist:</w:t>
-      </w:r>
-      <w:r>
-        <w:rPr>
-          <w:rFonts w:ascii="Arial" w:cs="Arial" w:eastAsia="Arial" w:hAnsi="Arial"/>
-          <w:b w:val="false"/>
-          <w:bCs w:val="false"/>
-          <w:i w:val="false"/>
-          <w:iCs w:val="false"/>
-          <w:color w:val="1A1A1A"/>
-          <w:sz w:val="21"/>
-          <w:szCs w:val="21"/>
-        </w:rPr>
-        <w:t xml:space="preserve"> Mit der Abnahme – einschließlich der Fälle der Abnahmefiktion nach vorstehender Ziffer (3) sowie einer etwaigen Teilabnahme gemäß Ziffer 3 (4) – beginnt die auf </w:t>
+        <w:t xml:space="preserve">Verjährung:</w:t>
+      </w:r>
+      <w:r>
+        <w:rPr>
+          <w:rFonts w:ascii="Arial" w:cs="Arial" w:eastAsia="Arial" w:hAnsi="Arial"/>
+          <w:b w:val="false"/>
+          <w:bCs w:val="false"/>
+          <w:i w:val="false"/>
+          <w:iCs w:val="false"/>
+          <w:color w:val="1A1A1A"/>
+          <w:sz w:val="21"/>
+          <w:szCs w:val="21"/>
+        </w:rPr>
+        <w:t xml:space="preserve"> Die Verjährungsfrist für Mängelansprüche hinsichtlich der abgenommenen Werkleistungen beträgt </w:t>
       </w:r>
       <w:r>
         <w:rPr>
@@ -1875,7 +1928,7 @@
           <w:sz w:val="21"/>
           <w:szCs w:val="21"/>
         </w:rPr>
-        <w:t xml:space="preserve"> verkürzte Verjährungsfrist für Mängelansprüche des Kunden hinsichtlich der abgenommenen Werkleistungen. Die gesetzlich zwingenden Ausnahmen (Vorsatz, Arglist, Schäden aus der Verletzung des Lebens, des Körpers oder der Gesundheit sowie grobes Verschulden) bleiben unberührt; im Übrigen gelten die Regelungen des Rahmenvertrages und der AGB (B2B).</w:t>
+        <w:t xml:space="preserve"> ab dem gesetzlichen Verjährungsbeginn (§ 3 Ziffer (1) Abs. (3) des Rahmenvertrages); soweit das Gesetz den Beginn an die Abnahme knüpft (§ 634a Abs. 2 BGB), steht die Abnahmefiktion nach vorstehender Ziffer (3) und eine Teilabnahme nach Ziffer 3 (4) der Abnahme gleich. Die Ausnahmen des Rahmenvertrages (Verletzung des Lebens, des Körpers oder der Gesundheit, Vorsatz, grobe Fahrlässigkeit, Arglist, Garantie, Produkthaftungsgesetz) bleiben unberührt.</w:t>
       </w:r>
     </w:p>
     <w:p>
@@ -2257,7 +2310,7 @@
           <w:sz w:val="18"/>
           <w:szCs w:val="18"/>
         </w:rPr>
-        <w:t xml:space="preserve">Dieses Abnahmeprotokoll ist Teil eines sorgfältig erstellten Vertragsentwurfs. Es ersetzt keine Rechtsberatung und sollte für den konkreten Einzelfall anwaltlich geprüft werden.</w:t>
+        <w:t xml:space="preserve">Fassung Oktober 2026. Entwurf, von NexAI erstellt; die anwaltliche Prüfung folgt. Eckige Klammern kennzeichnen Werte und Regelungen, die vor Verwendung festzulegen sind; „[setzt voraus: …]“ kennzeichnet Zusagen, die erst gelten, wenn die genannte technische Voraussetzung erfüllt ist.</w:t>
       </w:r>
     </w:p>
     <w:sectPr>

--- a/vertrag/06_AnlageD_Abnahmeprotokoll.docx
+++ b/vertrag/06_AnlageD_Abnahmeprotokoll.docx
@@ -190,7 +190,7 @@
           <w:sz w:val="21"/>
           <w:szCs w:val="21"/>
         </w:rPr>
-        <w:t xml:space="preserve">, Untere Bergstraße 13, 74586 Frankenhardt-Honhardt, Deutschland, vertreten durch die Gesellschafter Maximilian Trenk und Jason Brian Merklein, E-Mail mbt@nex-a-i.com, Telefon 0176 80714816 — nachfolgend „NexAI".</w:t>
+        <w:t xml:space="preserve">, Untere Bergstraße 13, 74586 Frankenhardt-Honhardt, Deutschland, vertreten durch die Gesellschafter Maximilian Trenk und Jason Brian Merklein, jeder allein (§ 720 Abs. 2 BGB), oder durch eine bevollmächtigte Person (Ziffer 16 des Leistungsscheins), E-Mail mbt@nex-a-i.com, Telefon 0176 80714816 — nachfolgend „NexAI".</w:t>
       </w:r>
     </w:p>
     <w:p>
@@ -1985,14 +1985,13 @@
         </w:tblBorders>
       </w:tblPr>
       <w:tblGrid>
-        <w:gridCol w:w="3135"/>
-        <w:gridCol w:w="3135"/>
-        <w:gridCol w:w="3135"/>
+        <w:gridCol w:w="4703"/>
+        <w:gridCol w:w="4703"/>
       </w:tblGrid>
       <w:tr>
         <w:tc>
           <w:tcPr>
-            <w:tcW w:type="dxa" w:w="3135"/>
+            <w:tcW w:type="dxa" w:w="4703"/>
             <w:tcBorders>
               <w:top w:val="none" w:color="FFFFFF" w:sz="0"/>
               <w:left w:val="none" w:color="FFFFFF" w:sz="0"/>
@@ -2083,110 +2082,13 @@
                 <w:sz w:val="18"/>
                 <w:szCs w:val="18"/>
               </w:rPr>
-              <w:t xml:space="preserve">Maximilian Trenk (Gesellschafter)</w:t>
+              <w:t xml:space="preserve">Name (Gesellschafter)</w:t>
             </w:r>
           </w:p>
         </w:tc>
         <w:tc>
           <w:tcPr>
-            <w:tcW w:type="dxa" w:w="3135"/>
-            <w:tcBorders>
-              <w:top w:val="none" w:color="FFFFFF" w:sz="0"/>
-              <w:left w:val="none" w:color="FFFFFF" w:sz="0"/>
-              <w:bottom w:val="none" w:color="FFFFFF" w:sz="0"/>
-              <w:right w:val="none" w:color="FFFFFF" w:sz="0"/>
-            </w:tcBorders>
-            <w:tcMar>
-              <w:top w:type="dxa" w:w="60"/>
-              <w:right w:type="dxa" w:w="160"/>
-            </w:tcMar>
-          </w:tcPr>
-          <w:p>
-            <w:pPr>
-              <w:spacing w:after="0"/>
-            </w:pPr>
-            <w:r>
-              <w:rPr>
-                <w:rFonts w:ascii="Arial" w:cs="Arial" w:eastAsia="Arial" w:hAnsi="Arial"/>
-                <w:b/>
-                <w:bCs/>
-                <w:i w:val="false"/>
-                <w:iCs w:val="false"/>
-                <w:color w:val="0B0B0F"/>
-                <w:sz w:val="19"/>
-                <w:szCs w:val="19"/>
-              </w:rPr>
-              <w:t xml:space="preserve">Für NexAI</w:t>
-            </w:r>
-          </w:p>
-          <w:p>
-            <w:pPr>
-              <w:pBdr>
-                <w:bottom w:val="single" w:color="9CA3AF" w:sz="6" w:space="2"/>
-              </w:pBdr>
-              <w:spacing w:after="0" w:before="360"/>
-            </w:pPr>
-            <w:r>
-              <w:rPr>
-                <w:sz w:val="2"/>
-                <w:szCs w:val="2"/>
-              </w:rPr>
-              <w:t xml:space="preserve"/>
-            </w:r>
-          </w:p>
-          <w:p>
-            <w:pPr>
-              <w:spacing w:after="20"/>
-            </w:pPr>
-            <w:r>
-              <w:rPr>
-                <w:rFonts w:ascii="Arial" w:cs="Arial" w:eastAsia="Arial" w:hAnsi="Arial"/>
-                <w:b w:val="false"/>
-                <w:bCs w:val="false"/>
-                <w:i w:val="false"/>
-                <w:iCs w:val="false"/>
-                <w:color w:val="6B7280"/>
-                <w:sz w:val="18"/>
-                <w:szCs w:val="18"/>
-              </w:rPr>
-              <w:t xml:space="preserve">Ort, Datum</w:t>
-            </w:r>
-          </w:p>
-          <w:p>
-            <w:pPr>
-              <w:spacing w:after="20"/>
-            </w:pPr>
-            <w:r>
-              <w:rPr>
-                <w:rFonts w:ascii="Arial" w:cs="Arial" w:eastAsia="Arial" w:hAnsi="Arial"/>
-                <w:sz w:val="18"/>
-                <w:szCs w:val="18"/>
-              </w:rPr>
-              <w:t xml:space="preserve"/>
-            </w:r>
-          </w:p>
-          <w:p>
-            <w:pPr>
-              <w:spacing w:after="20"/>
-            </w:pPr>
-            <w:r>
-              <w:rPr>
-                <w:rFonts w:ascii="Arial" w:cs="Arial" w:eastAsia="Arial" w:hAnsi="Arial"/>
-                <w:b w:val="false"/>
-                <w:bCs w:val="false"/>
-                <w:i w:val="false"/>
-                <w:iCs w:val="false"/>
-                <w:color w:val="1A1A1A"/>
-                <w:sz w:val="18"/>
-                <w:szCs w:val="18"/>
-              </w:rPr>
-              <w:t xml:space="preserve">Jason Brian Merklein (Gesellschafter)</w:t>
-            </w:r>
-          </w:p>
-        </w:tc>
-        <w:tc>
-          <w:tcPr>
-            <w:tcW w:type="dxa" w:w="3135"/>
+            <w:tcW w:type="dxa" w:w="4703"/>
             <w:tcBorders>
               <w:top w:val="none" w:color="FFFFFF" w:sz="0"/>
               <w:left w:val="none" w:color="FFFFFF" w:sz="0"/>

--- a/vertrag/06_AnlageD_Abnahmeprotokoll.docx
+++ b/vertrag/06_AnlageD_Abnahmeprotokoll.docx
@@ -2082,7 +2082,7 @@
                 <w:sz w:val="18"/>
                 <w:szCs w:val="18"/>
               </w:rPr>
-              <w:t xml:space="preserve">Name (Gesellschafter)</w:t>
+              <w:t xml:space="preserve">Name, Funktion (Gesellschafter oder Vertriebsleitung in Vollmacht für NexAI)</w:t>
             </w:r>
           </w:p>
         </w:tc>
